--- a/01 Tanakh/02 Nevi_im/02 Latter Prophets/12 Yechezkel/Yechezkel 03.docx
+++ b/01 Tanakh/02 Nevi_im/02 Latter Prophets/12 Yechezkel/Yechezkel 03.docx
@@ -22,7 +22,7 @@
           <w:szCs w:val="24"/>
           <w:rtl w:val="0"/>
         </w:rPr>
-        <w:t xml:space="preserve">(Book Title)</w:t>
+        <w:t xml:space="preserve">Yechezkel</w:t>
       </w:r>
     </w:p>
     <w:p>
@@ -43,30 +43,446 @@
           <w:szCs w:val="40"/>
           <w:rtl w:val="0"/>
         </w:rPr>
-        <w:t xml:space="preserve">1</w:t>
-      </w:r>
-    </w:p>
-    <w:p>
-      <w:pPr>
+        <w:t xml:space="preserve">3</w:t>
+      </w:r>
+      <w:r>
+        <w:rPr>
+          <w:rtl w:val="0"/>
+        </w:rPr>
+      </w:r>
+    </w:p>
+    <w:p>
+      <w:pPr>
+        <w:ind w:left="0" w:firstLine="0"/>
         <w:rPr>
           <w:b w:val="1"/>
           <w:bCs w:val="1"/>
-          <w:sz w:val="28"/>
-          <w:szCs w:val="28"/>
-        </w:rPr>
-      </w:pPr>
-      <w:r>
-        <w:rPr>
-          <w:rtl w:val="0"/>
-        </w:rPr>
-      </w:r>
-    </w:p>
-    <w:p>
-      <w:pPr>
-        <w:ind w:firstLine="720"/>
+          <w:sz w:val="24"/>
+          <w:szCs w:val="24"/>
+        </w:rPr>
+      </w:pPr>
+      <w:r>
+        <w:rPr>
+          <w:rtl w:val="0"/>
+        </w:rPr>
+      </w:r>
+    </w:p>
+    <w:p>
+      <w:pPr>
+        <w:ind w:left="0" w:firstLine="0"/>
+        <w:rPr>
+          <w:sz w:val="24"/>
+          <w:szCs w:val="24"/>
+        </w:rPr>
+      </w:pPr>
+      <w:r>
+        <w:rPr>
+          <w:rtl w:val="0"/>
+        </w:rPr>
+      </w:r>
+    </w:p>
+    <w:p>
+      <w:pPr>
+        <w:numPr>
+          <w:ilvl w:val="0"/>
+          <w:numId w:val="1"/>
+        </w:numPr>
+        <w:ind w:left="720" w:hanging="360"/>
+        <w:rPr>
+          <w:sz w:val="24"/>
+          <w:szCs w:val="24"/>
+          <w:u w:val="none"/>
+        </w:rPr>
+      </w:pPr>
+      <w:r>
+        <w:rPr>
+          <w:sz w:val="24"/>
+          <w:szCs w:val="24"/>
+          <w:rtl w:val="0"/>
+        </w:rPr>
+        <w:t xml:space="preserve">He said to me, “Human being, eat what you see in front of you; eat this scroll. Then go and speak to the house of Isra’el.”</w:t>
+      </w:r>
+    </w:p>
+    <w:p>
+      <w:pPr>
+        <w:numPr>
+          <w:ilvl w:val="0"/>
+          <w:numId w:val="1"/>
+        </w:numPr>
+        <w:ind w:left="720" w:hanging="360"/>
+        <w:rPr>
+          <w:sz w:val="24"/>
+          <w:szCs w:val="24"/>
+          <w:u w:val="none"/>
+        </w:rPr>
+      </w:pPr>
+      <w:r>
+        <w:rPr>
+          <w:sz w:val="24"/>
+          <w:szCs w:val="24"/>
+          <w:rtl w:val="0"/>
+        </w:rPr>
+        <w:t xml:space="preserve">So I opened my mouth, and he gave me the scroll to eat,</w:t>
+      </w:r>
+    </w:p>
+    <w:p>
+      <w:pPr>
+        <w:numPr>
+          <w:ilvl w:val="0"/>
+          <w:numId w:val="1"/>
+        </w:numPr>
+        <w:ind w:left="720" w:hanging="360"/>
+        <w:rPr>
+          <w:sz w:val="24"/>
+          <w:szCs w:val="24"/>
+          <w:u w:val="none"/>
+        </w:rPr>
+      </w:pPr>
+      <w:r>
+        <w:rPr>
+          <w:sz w:val="24"/>
+          <w:szCs w:val="24"/>
+          <w:rtl w:val="0"/>
+        </w:rPr>
+        <w:t xml:space="preserve">as he said, “Human being, eat this scroll I am giving you; fill your insides with it.” When I ate it, it tasted as sweet as honey.</w:t>
+      </w:r>
+    </w:p>
+    <w:p>
+      <w:pPr>
+        <w:numPr>
+          <w:ilvl w:val="0"/>
+          <w:numId w:val="1"/>
+        </w:numPr>
+        <w:ind w:left="720" w:hanging="360"/>
+        <w:rPr>
+          <w:sz w:val="24"/>
+          <w:szCs w:val="24"/>
+          <w:u w:val="none"/>
+        </w:rPr>
+      </w:pPr>
+      <w:r>
+        <w:rPr>
+          <w:sz w:val="24"/>
+          <w:szCs w:val="24"/>
+          <w:rtl w:val="0"/>
+        </w:rPr>
+        <w:t xml:space="preserve">“Human being,” he said to me, “go to the house of Isra’el, and speak my words to them.</w:t>
+      </w:r>
+    </w:p>
+    <w:p>
+      <w:pPr>
+        <w:numPr>
+          <w:ilvl w:val="0"/>
+          <w:numId w:val="1"/>
+        </w:numPr>
+        <w:ind w:left="720" w:hanging="360"/>
+        <w:rPr>
+          <w:sz w:val="24"/>
+          <w:szCs w:val="24"/>
+          <w:u w:val="none"/>
+        </w:rPr>
+      </w:pPr>
+      <w:r>
+        <w:rPr>
+          <w:sz w:val="24"/>
+          <w:szCs w:val="24"/>
+          <w:rtl w:val="0"/>
+        </w:rPr>
+        <w:t xml:space="preserve">For you are not being sent to a people with a difficult language and unintelligible speech, but to the house of Isra’el —</w:t>
+      </w:r>
+    </w:p>
+    <w:p>
+      <w:pPr>
+        <w:numPr>
+          <w:ilvl w:val="0"/>
+          <w:numId w:val="1"/>
+        </w:numPr>
+        <w:ind w:left="720" w:hanging="360"/>
+        <w:rPr>
+          <w:sz w:val="24"/>
+          <w:szCs w:val="24"/>
+          <w:u w:val="none"/>
+        </w:rPr>
+      </w:pPr>
+      <w:r>
+        <w:rPr>
+          <w:sz w:val="24"/>
+          <w:szCs w:val="24"/>
+          <w:rtl w:val="0"/>
+        </w:rPr>
+        <w:t xml:space="preserve">not to many peoples with difficult languages and unintelligible speech, whose words you can’t understand when you hear them. Without doubt, if I sent you to them, they would listen to you.</w:t>
+      </w:r>
+    </w:p>
+    <w:p>
+      <w:pPr>
+        <w:numPr>
+          <w:ilvl w:val="0"/>
+          <w:numId w:val="1"/>
+        </w:numPr>
+        <w:ind w:left="720" w:hanging="360"/>
+        <w:rPr>
+          <w:sz w:val="24"/>
+          <w:szCs w:val="24"/>
+          <w:u w:val="none"/>
+        </w:rPr>
+      </w:pPr>
+      <w:r>
+        <w:rPr>
+          <w:sz w:val="24"/>
+          <w:szCs w:val="24"/>
+          <w:rtl w:val="0"/>
+        </w:rPr>
+        <w:t xml:space="preserve">But the house of Isra’el will not be willing to listen to you, because they aren’t willing to listen to me; since all the house of Isra’el are obstinate and hardhearted.</w:t>
+      </w:r>
+    </w:p>
+    <w:p>
+      <w:pPr>
+        <w:numPr>
+          <w:ilvl w:val="0"/>
+          <w:numId w:val="1"/>
+        </w:numPr>
+        <w:ind w:left="720" w:hanging="360"/>
+        <w:rPr>
+          <w:sz w:val="24"/>
+          <w:szCs w:val="24"/>
+          <w:u w:val="none"/>
+        </w:rPr>
+      </w:pPr>
+      <w:r>
+        <w:rPr>
+          <w:sz w:val="24"/>
+          <w:szCs w:val="24"/>
+          <w:rtl w:val="0"/>
+        </w:rPr>
+        <w:t xml:space="preserve">However, I am making you as defiant and obstinate as they are.</w:t>
+      </w:r>
+    </w:p>
+    <w:p>
+      <w:pPr>
+        <w:numPr>
+          <w:ilvl w:val="0"/>
+          <w:numId w:val="1"/>
+        </w:numPr>
+        <w:ind w:left="720" w:hanging="360"/>
+        <w:rPr>
+          <w:sz w:val="24"/>
+          <w:szCs w:val="24"/>
+          <w:u w:val="none"/>
+        </w:rPr>
+      </w:pPr>
+      <w:r>
+        <w:rPr>
+          <w:sz w:val="24"/>
+          <w:szCs w:val="24"/>
+          <w:rtl w:val="0"/>
+        </w:rPr>
+        <w:t xml:space="preserve">Yes, I am making your resoluteness harder than flint, as hard as a diamond. So don’t be afraid of them or depressed by how they look at you, because they are a rebellious house.”</w:t>
+      </w:r>
+    </w:p>
+    <w:p>
+      <w:pPr>
+        <w:numPr>
+          <w:ilvl w:val="0"/>
+          <w:numId w:val="1"/>
+        </w:numPr>
+        <w:ind w:left="720" w:hanging="360"/>
+        <w:rPr>
+          <w:sz w:val="24"/>
+          <w:szCs w:val="24"/>
+          <w:u w:val="none"/>
+        </w:rPr>
+      </w:pPr>
+      <w:r>
+        <w:rPr>
+          <w:sz w:val="24"/>
+          <w:szCs w:val="24"/>
+          <w:rtl w:val="0"/>
+        </w:rPr>
+        <w:t xml:space="preserve">Then he said to me, “Human being, receive in your heart and hear with your ears all my words that I speak to you.</w:t>
+      </w:r>
+    </w:p>
+    <w:p>
+      <w:pPr>
+        <w:numPr>
+          <w:ilvl w:val="0"/>
+          <w:numId w:val="1"/>
+        </w:numPr>
+        <w:ind w:left="720" w:hanging="360"/>
+        <w:rPr>
+          <w:sz w:val="24"/>
+          <w:szCs w:val="24"/>
+          <w:u w:val="none"/>
+        </w:rPr>
+      </w:pPr>
+      <w:r>
+        <w:rPr>
+          <w:sz w:val="24"/>
+          <w:szCs w:val="24"/>
+          <w:rtl w:val="0"/>
+        </w:rPr>
+        <w:t xml:space="preserve">Then go to the exiles, to your countrymen; and speak to them. Tell them, ‘Here is what ADONAI YIHOVEH, says,’ whether they listen or not.”</w:t>
+      </w:r>
+    </w:p>
+    <w:p>
+      <w:pPr>
+        <w:numPr>
+          <w:ilvl w:val="0"/>
+          <w:numId w:val="1"/>
+        </w:numPr>
+        <w:ind w:left="720" w:hanging="360"/>
+        <w:rPr>
+          <w:sz w:val="24"/>
+          <w:szCs w:val="24"/>
+          <w:u w:val="none"/>
+        </w:rPr>
+      </w:pPr>
+      <w:r>
+        <w:rPr>
+          <w:sz w:val="24"/>
+          <w:szCs w:val="24"/>
+          <w:rtl w:val="0"/>
+        </w:rPr>
+        <w:t xml:space="preserve">A spirit lifted me up, and I heard behind me a very loud sound — blessed be the glory of YIHOVEH from his place!</w:t>
+      </w:r>
+    </w:p>
+    <w:p>
+      <w:pPr>
+        <w:numPr>
+          <w:ilvl w:val="0"/>
+          <w:numId w:val="1"/>
+        </w:numPr>
+        <w:ind w:left="720" w:hanging="360"/>
+        <w:rPr>
+          <w:sz w:val="24"/>
+          <w:szCs w:val="24"/>
+          <w:u w:val="none"/>
+        </w:rPr>
+      </w:pPr>
+      <w:r>
+        <w:rPr>
+          <w:sz w:val="24"/>
+          <w:szCs w:val="24"/>
+          <w:rtl w:val="0"/>
+        </w:rPr>
+        <w:t xml:space="preserve">It was the sound of the wings of the living creatures as they beat against each other, and the sound of the wheels next to them, a very loud sound.</w:t>
+      </w:r>
+    </w:p>
+    <w:p>
+      <w:pPr>
+        <w:numPr>
+          <w:ilvl w:val="0"/>
+          <w:numId w:val="1"/>
+        </w:numPr>
+        <w:ind w:left="720" w:hanging="360"/>
+        <w:rPr>
+          <w:sz w:val="24"/>
+          <w:szCs w:val="24"/>
+          <w:u w:val="none"/>
+        </w:rPr>
+      </w:pPr>
+      <w:r>
+        <w:rPr>
+          <w:sz w:val="24"/>
+          <w:szCs w:val="24"/>
+          <w:rtl w:val="0"/>
+        </w:rPr>
+        <w:t xml:space="preserve">So a spirit lifted me up and took me away. I went in bitterness and the heat of my spirit, with the hand of YIHOVEH strong on me.</w:t>
+      </w:r>
+    </w:p>
+    <w:p>
+      <w:pPr>
+        <w:numPr>
+          <w:ilvl w:val="0"/>
+          <w:numId w:val="1"/>
+        </w:numPr>
+        <w:ind w:left="720" w:hanging="360"/>
+        <w:rPr>
+          <w:sz w:val="24"/>
+          <w:szCs w:val="24"/>
+          <w:u w:val="none"/>
+        </w:rPr>
+      </w:pPr>
+      <w:r>
+        <w:rPr>
+          <w:sz w:val="24"/>
+          <w:szCs w:val="24"/>
+          <w:rtl w:val="0"/>
+        </w:rPr>
+        <w:t xml:space="preserve">I went to the exiles who were living in Tel-Aviv, by the K’var River and stayed with them there in a stupefied state for seven days.</w:t>
+      </w:r>
+    </w:p>
+    <w:p>
+      <w:pPr>
+        <w:rPr>
+          <w:sz w:val="24"/>
+          <w:szCs w:val="24"/>
+        </w:rPr>
+      </w:pPr>
+      <w:r>
+        <w:rPr>
+          <w:rtl w:val="0"/>
+        </w:rPr>
+      </w:r>
+    </w:p>
+    <w:p>
+      <w:pPr>
+        <w:rPr>
+          <w:sz w:val="24"/>
+          <w:szCs w:val="24"/>
+        </w:rPr>
+      </w:pPr>
+      <w:r>
+        <w:rPr>
+          <w:rtl w:val="0"/>
+        </w:rPr>
+      </w:r>
+    </w:p>
+    <w:p>
+      <w:pPr>
+        <w:rPr>
+          <w:sz w:val="24"/>
+          <w:szCs w:val="24"/>
+        </w:rPr>
+      </w:pPr>
+      <w:r>
+        <w:rPr>
+          <w:rtl w:val="0"/>
+        </w:rPr>
+      </w:r>
+    </w:p>
+    <w:p>
+      <w:pPr>
+        <w:rPr>
+          <w:sz w:val="24"/>
+          <w:szCs w:val="24"/>
+        </w:rPr>
+      </w:pPr>
+      <w:r>
+        <w:rPr>
+          <w:rtl w:val="0"/>
+        </w:rPr>
+      </w:r>
+    </w:p>
+    <w:p>
+      <w:pPr>
+        <w:rPr>
+          <w:sz w:val="24"/>
+          <w:szCs w:val="24"/>
+        </w:rPr>
+      </w:pPr>
+      <w:r>
+        <w:rPr>
+          <w:rtl w:val="0"/>
+        </w:rPr>
+      </w:r>
+    </w:p>
+    <w:p>
+      <w:pPr>
+        <w:jc w:val="center"/>
         <w:rPr>
           <w:b w:val="1"/>
           <w:bCs w:val="1"/>
+          <w:color w:val="999999"/>
           <w:sz w:val="24"/>
           <w:szCs w:val="24"/>
         </w:rPr>
@@ -75,199 +491,249 @@
         <w:rPr>
           <w:b w:val="1"/>
           <w:bCs w:val="1"/>
-          <w:sz w:val="24"/>
-          <w:szCs w:val="24"/>
-          <w:rtl w:val="0"/>
-        </w:rPr>
-        <w:t xml:space="preserve">(Section Title)</w:t>
-      </w:r>
-    </w:p>
-    <w:p>
-      <w:pPr>
-        <w:ind w:firstLine="720"/>
-        <w:rPr>
-          <w:b w:val="1"/>
-          <w:bCs w:val="1"/>
-          <w:sz w:val="24"/>
-          <w:szCs w:val="24"/>
-        </w:rPr>
-      </w:pPr>
-      <w:r>
-        <w:rPr>
-          <w:rtl w:val="0"/>
-        </w:rPr>
-      </w:r>
-    </w:p>
-    <w:p>
-      <w:pPr>
-        <w:numPr>
-          <w:ilvl w:val="0"/>
-          <w:numId w:val="1"/>
-        </w:numPr>
-        <w:ind w:left="720" w:hanging="360"/>
-        <w:rPr>
-          <w:sz w:val="24"/>
-          <w:szCs w:val="24"/>
-          <w:u w:val="none"/>
-        </w:rPr>
-      </w:pPr>
-      <w:r>
-        <w:rPr>
-          <w:sz w:val="24"/>
-          <w:szCs w:val="24"/>
-          <w:rtl w:val="0"/>
-        </w:rPr>
-        <w:t xml:space="preserve">Text</w:t>
-      </w:r>
-    </w:p>
-    <w:p>
-      <w:pPr>
-        <w:rPr>
-          <w:sz w:val="24"/>
-          <w:szCs w:val="24"/>
-        </w:rPr>
-      </w:pPr>
-      <w:r>
-        <w:rPr>
-          <w:rtl w:val="0"/>
-        </w:rPr>
-      </w:r>
-    </w:p>
-    <w:p>
-      <w:pPr>
-        <w:rPr>
-          <w:sz w:val="24"/>
-          <w:szCs w:val="24"/>
-        </w:rPr>
-      </w:pPr>
-      <w:r>
-        <w:rPr>
-          <w:rtl w:val="0"/>
-        </w:rPr>
-      </w:r>
-    </w:p>
-    <w:p>
-      <w:pPr>
-        <w:ind w:firstLine="720"/>
-        <w:rPr>
-          <w:b w:val="1"/>
-          <w:bCs w:val="1"/>
-          <w:sz w:val="24"/>
-          <w:szCs w:val="24"/>
-        </w:rPr>
-      </w:pPr>
-      <w:r>
-        <w:rPr>
-          <w:b w:val="1"/>
-          <w:bCs w:val="1"/>
-          <w:sz w:val="24"/>
-          <w:szCs w:val="24"/>
-          <w:rtl w:val="0"/>
-        </w:rPr>
-        <w:t xml:space="preserve">(Section Title)</w:t>
-      </w:r>
-    </w:p>
-    <w:p>
-      <w:pPr>
-        <w:ind w:firstLine="720"/>
-        <w:rPr>
-          <w:b w:val="1"/>
-          <w:bCs w:val="1"/>
-          <w:sz w:val="24"/>
-          <w:szCs w:val="24"/>
-        </w:rPr>
-      </w:pPr>
-      <w:r>
-        <w:rPr>
-          <w:rtl w:val="0"/>
-        </w:rPr>
-      </w:r>
-    </w:p>
-    <w:p>
-      <w:pPr>
-        <w:numPr>
-          <w:ilvl w:val="0"/>
-          <w:numId w:val="1"/>
-        </w:numPr>
-        <w:ind w:left="720" w:hanging="360"/>
-        <w:rPr>
-          <w:sz w:val="24"/>
-          <w:szCs w:val="24"/>
-          <w:u w:val="none"/>
-        </w:rPr>
-      </w:pPr>
-      <w:r>
-        <w:rPr>
-          <w:sz w:val="24"/>
-          <w:szCs w:val="24"/>
-          <w:rtl w:val="0"/>
-        </w:rPr>
-        <w:t xml:space="preserve">Text</w:t>
-      </w:r>
-    </w:p>
-    <w:p>
-      <w:pPr>
-        <w:rPr>
-          <w:sz w:val="24"/>
-          <w:szCs w:val="24"/>
-        </w:rPr>
-      </w:pPr>
-      <w:r>
-        <w:rPr>
-          <w:rtl w:val="0"/>
-        </w:rPr>
+          <w:color w:val="999999"/>
+          <w:sz w:val="24"/>
+          <w:szCs w:val="24"/>
+          <w:rtl w:val="0"/>
+        </w:rPr>
+        <w:t xml:space="preserve">Yechezkel</w:t>
       </w:r>
     </w:p>
     <w:p>
       <w:pPr>
         <w:jc w:val="center"/>
+        <w:rPr>
+          <w:sz w:val="24"/>
+          <w:szCs w:val="24"/>
+        </w:rPr>
+      </w:pPr>
+      <w:r>
         <w:rPr>
           <w:b w:val="1"/>
           <w:bCs w:val="1"/>
           <w:sz w:val="40"/>
           <w:szCs w:val="40"/>
-        </w:rPr>
-      </w:pPr>
-      <w:r>
+          <w:rtl w:val="0"/>
+        </w:rPr>
+        <w:t xml:space="preserve">3</w:t>
+      </w:r>
+      <w:r>
+        <w:rPr>
+          <w:rtl w:val="0"/>
+        </w:rPr>
+      </w:r>
+    </w:p>
+    <w:p>
+      <w:pPr>
+        <w:rPr>
+          <w:sz w:val="24"/>
+          <w:szCs w:val="24"/>
+        </w:rPr>
+      </w:pPr>
+      <w:r>
+        <w:rPr>
+          <w:rtl w:val="0"/>
+        </w:rPr>
+      </w:r>
+    </w:p>
+    <w:p>
+      <w:pPr>
+        <w:ind w:firstLine="720"/>
         <w:rPr>
           <w:b w:val="1"/>
           <w:bCs w:val="1"/>
-          <w:color w:val="999999"/>
-          <w:sz w:val="24"/>
-          <w:szCs w:val="24"/>
-          <w:rtl w:val="0"/>
-        </w:rPr>
-        <w:t xml:space="preserve">(Book Title)</w:t>
-      </w:r>
-      <w:r>
-        <w:rPr>
-          <w:rtl w:val="0"/>
-        </w:rPr>
-      </w:r>
-    </w:p>
-    <w:p>
-      <w:pPr>
-        <w:jc w:val="center"/>
+          <w:sz w:val="24"/>
+          <w:szCs w:val="24"/>
+        </w:rPr>
+      </w:pPr>
+      <w:r>
         <w:rPr>
           <w:b w:val="1"/>
           <w:bCs w:val="1"/>
-          <w:sz w:val="40"/>
-          <w:szCs w:val="40"/>
-        </w:rPr>
-      </w:pPr>
-      <w:r>
+          <w:sz w:val="24"/>
+          <w:szCs w:val="24"/>
+          <w:rtl w:val="0"/>
+        </w:rPr>
+        <w:t xml:space="preserve">(Section Title)</w:t>
+      </w:r>
+    </w:p>
+    <w:p>
+      <w:pPr>
+        <w:ind w:firstLine="720"/>
         <w:rPr>
           <w:b w:val="1"/>
           <w:bCs w:val="1"/>
-          <w:sz w:val="40"/>
-          <w:szCs w:val="40"/>
-          <w:rtl w:val="0"/>
-        </w:rPr>
-        <w:t xml:space="preserve">1</w:t>
-      </w:r>
-    </w:p>
-    <w:p>
-      <w:pPr>
+          <w:sz w:val="24"/>
+          <w:szCs w:val="24"/>
+        </w:rPr>
+      </w:pPr>
+      <w:r>
+        <w:rPr>
+          <w:rtl w:val="0"/>
+        </w:rPr>
+      </w:r>
+    </w:p>
+    <w:p>
+      <w:pPr>
+        <w:numPr>
+          <w:ilvl w:val="0"/>
+          <w:numId w:val="1"/>
+        </w:numPr>
+        <w:ind w:left="720" w:hanging="360"/>
+        <w:rPr>
+          <w:sz w:val="24"/>
+          <w:szCs w:val="24"/>
+          <w:u w:val="none"/>
+        </w:rPr>
+      </w:pPr>
+      <w:r>
+        <w:rPr>
+          <w:sz w:val="24"/>
+          <w:szCs w:val="24"/>
+          <w:rtl w:val="0"/>
+        </w:rPr>
+        <w:t xml:space="preserve">After seven days the word of YIHOVEH came to me:</w:t>
+      </w:r>
+    </w:p>
+    <w:p>
+      <w:pPr>
+        <w:numPr>
+          <w:ilvl w:val="0"/>
+          <w:numId w:val="1"/>
+        </w:numPr>
+        <w:ind w:left="720" w:hanging="360"/>
+        <w:rPr>
+          <w:sz w:val="24"/>
+          <w:szCs w:val="24"/>
+          <w:u w:val="none"/>
+        </w:rPr>
+      </w:pPr>
+      <w:r>
+        <w:rPr>
+          <w:sz w:val="24"/>
+          <w:szCs w:val="24"/>
+          <w:rtl w:val="0"/>
+        </w:rPr>
+        <w:t xml:space="preserve">“Human being, I have appointed you to be a watchman for the house of Isra’el. When you hear a word from my mouth, you are to warn them for me.</w:t>
+      </w:r>
+    </w:p>
+    <w:p>
+      <w:pPr>
+        <w:numPr>
+          <w:ilvl w:val="0"/>
+          <w:numId w:val="1"/>
+        </w:numPr>
+        <w:ind w:left="720" w:hanging="360"/>
+        <w:rPr>
+          <w:sz w:val="24"/>
+          <w:szCs w:val="24"/>
+          <w:u w:val="none"/>
+        </w:rPr>
+      </w:pPr>
+      <w:r>
+        <w:rPr>
+          <w:sz w:val="24"/>
+          <w:szCs w:val="24"/>
+          <w:rtl w:val="0"/>
+        </w:rPr>
+        <w:t xml:space="preserve">If I say to a wicked person, ‘You will certainly die’; and you fail to warn him, to speak and warn the wicked person to leave his wicked way and save his life; then that wicked person will die guilty; and I will hold you responsible for his death.</w:t>
+      </w:r>
+    </w:p>
+    <w:p>
+      <w:pPr>
+        <w:numPr>
+          <w:ilvl w:val="0"/>
+          <w:numId w:val="1"/>
+        </w:numPr>
+        <w:ind w:left="720" w:hanging="360"/>
+        <w:rPr>
+          <w:sz w:val="24"/>
+          <w:szCs w:val="24"/>
+          <w:u w:val="none"/>
+        </w:rPr>
+      </w:pPr>
+      <w:r>
+        <w:rPr>
+          <w:sz w:val="24"/>
+          <w:szCs w:val="24"/>
+          <w:rtl w:val="0"/>
+        </w:rPr>
+        <w:t xml:space="preserve">On the other hand, if you warn the wicked person, and he doesn’t turn from his wickedness or his wicked way, then he will still die guilty; but you will have saved your own life.</w:t>
+      </w:r>
+    </w:p>
+    <w:p>
+      <w:pPr>
+        <w:numPr>
+          <w:ilvl w:val="0"/>
+          <w:numId w:val="1"/>
+        </w:numPr>
+        <w:ind w:left="720" w:hanging="360"/>
+        <w:rPr>
+          <w:sz w:val="24"/>
+          <w:szCs w:val="24"/>
+          <w:u w:val="none"/>
+        </w:rPr>
+      </w:pPr>
+      <w:r>
+        <w:rPr>
+          <w:sz w:val="24"/>
+          <w:szCs w:val="24"/>
+          <w:rtl w:val="0"/>
+        </w:rPr>
+        <w:t xml:space="preserve">Similarly, when a righteous person turns away from his righteousness and commits wickedness, I will place a stumblingblock before him — he will die; because you failed to warn him, he will die in his sin; his righteous acts which he did will not be remembered; and I will hold you responsible for his death.</w:t>
+      </w:r>
+    </w:p>
+    <w:p>
+      <w:pPr>
+        <w:numPr>
+          <w:ilvl w:val="0"/>
+          <w:numId w:val="1"/>
+        </w:numPr>
+        <w:ind w:left="720" w:hanging="360"/>
+        <w:rPr>
+          <w:sz w:val="24"/>
+          <w:szCs w:val="24"/>
+          <w:u w:val="none"/>
+        </w:rPr>
+      </w:pPr>
+      <w:r>
+        <w:rPr>
+          <w:sz w:val="24"/>
+          <w:szCs w:val="24"/>
+          <w:rtl w:val="0"/>
+        </w:rPr>
+        <w:t xml:space="preserve">But if you warn the righteous person that a righteous person should not sin, and he doesn’t sin; then he will certainly live, because he took the warning; and you too will have saved your life.”</w:t>
+      </w:r>
+    </w:p>
+    <w:p>
+      <w:pPr>
+        <w:rPr>
+          <w:sz w:val="24"/>
+          <w:szCs w:val="24"/>
+        </w:rPr>
+      </w:pPr>
+      <w:r>
+        <w:rPr>
+          <w:rtl w:val="0"/>
+        </w:rPr>
+      </w:r>
+    </w:p>
+    <w:p>
+      <w:pPr>
+        <w:rPr>
+          <w:sz w:val="24"/>
+          <w:szCs w:val="24"/>
+        </w:rPr>
+      </w:pPr>
+      <w:r>
+        <w:rPr>
+          <w:rtl w:val="0"/>
+        </w:rPr>
+      </w:r>
+    </w:p>
+    <w:p>
+      <w:pPr>
+        <w:ind w:firstLine="720"/>
         <w:rPr>
           <w:b w:val="1"/>
           <w:bCs w:val="1"/>
@@ -277,45 +743,161 @@
       </w:pPr>
       <w:r>
         <w:rPr>
-          <w:rtl w:val="0"/>
-        </w:rPr>
-      </w:r>
-    </w:p>
-    <w:p>
-      <w:pPr>
-        <w:rPr>
           <w:b w:val="1"/>
           <w:bCs w:val="1"/>
           <w:sz w:val="24"/>
           <w:szCs w:val="24"/>
-        </w:rPr>
-      </w:pPr>
-      <w:r>
-        <w:rPr>
-          <w:rtl w:val="0"/>
-        </w:rPr>
-      </w:r>
-    </w:p>
-    <w:p>
-      <w:pPr>
-        <w:numPr>
-          <w:ilvl w:val="0"/>
-          <w:numId w:val="1"/>
-        </w:numPr>
-        <w:ind w:left="720" w:hanging="360"/>
-        <w:rPr>
-          <w:sz w:val="24"/>
-          <w:szCs w:val="24"/>
-          <w:u w:val="none"/>
-        </w:rPr>
-      </w:pPr>
-      <w:r>
-        <w:rPr>
-          <w:sz w:val="24"/>
-          <w:szCs w:val="24"/>
-          <w:rtl w:val="0"/>
-        </w:rPr>
-        <w:t xml:space="preserve">Text</w:t>
+          <w:rtl w:val="0"/>
+        </w:rPr>
+        <w:t xml:space="preserve">(Section Title)</w:t>
+      </w:r>
+    </w:p>
+    <w:p>
+      <w:pPr>
+        <w:ind w:firstLine="720"/>
+        <w:rPr>
+          <w:b w:val="1"/>
+          <w:bCs w:val="1"/>
+          <w:sz w:val="24"/>
+          <w:szCs w:val="24"/>
+        </w:rPr>
+      </w:pPr>
+      <w:r>
+        <w:rPr>
+          <w:rtl w:val="0"/>
+        </w:rPr>
+      </w:r>
+    </w:p>
+    <w:p>
+      <w:pPr>
+        <w:numPr>
+          <w:ilvl w:val="0"/>
+          <w:numId w:val="1"/>
+        </w:numPr>
+        <w:ind w:left="720" w:hanging="360"/>
+        <w:rPr>
+          <w:sz w:val="24"/>
+          <w:szCs w:val="24"/>
+          <w:u w:val="none"/>
+        </w:rPr>
+      </w:pPr>
+      <w:r>
+        <w:rPr>
+          <w:sz w:val="24"/>
+          <w:szCs w:val="24"/>
+          <w:rtl w:val="0"/>
+        </w:rPr>
+        <w:t xml:space="preserve">The hand of YIHOVEH came on me there, and he said to me, “Get up, go out to the valley, and I will speak with you there.”</w:t>
+      </w:r>
+    </w:p>
+    <w:p>
+      <w:pPr>
+        <w:numPr>
+          <w:ilvl w:val="0"/>
+          <w:numId w:val="1"/>
+        </w:numPr>
+        <w:ind w:left="720" w:hanging="360"/>
+        <w:rPr>
+          <w:sz w:val="24"/>
+          <w:szCs w:val="24"/>
+          <w:u w:val="none"/>
+        </w:rPr>
+      </w:pPr>
+      <w:r>
+        <w:rPr>
+          <w:sz w:val="24"/>
+          <w:szCs w:val="24"/>
+          <w:rtl w:val="0"/>
+        </w:rPr>
+        <w:t xml:space="preserve">So I got up and went out to the valley. The glory of YIHOVEH was there, like the glory I had seen by the K’var River; and I fell on my face.</w:t>
+      </w:r>
+    </w:p>
+    <w:p>
+      <w:pPr>
+        <w:numPr>
+          <w:ilvl w:val="0"/>
+          <w:numId w:val="1"/>
+        </w:numPr>
+        <w:ind w:left="720" w:hanging="360"/>
+        <w:rPr>
+          <w:sz w:val="24"/>
+          <w:szCs w:val="24"/>
+          <w:u w:val="none"/>
+        </w:rPr>
+      </w:pPr>
+      <w:r>
+        <w:rPr>
+          <w:sz w:val="24"/>
+          <w:szCs w:val="24"/>
+          <w:rtl w:val="0"/>
+        </w:rPr>
+        <w:t xml:space="preserve">A spirit entered me and put me on my feet. Then he spoke with me and said to me, “Go, shut yourself inside your house.</w:t>
+      </w:r>
+    </w:p>
+    <w:p>
+      <w:pPr>
+        <w:numPr>
+          <w:ilvl w:val="0"/>
+          <w:numId w:val="1"/>
+        </w:numPr>
+        <w:ind w:left="720" w:hanging="360"/>
+        <w:rPr>
+          <w:sz w:val="24"/>
+          <w:szCs w:val="24"/>
+          <w:u w:val="none"/>
+        </w:rPr>
+      </w:pPr>
+      <w:r>
+        <w:rPr>
+          <w:sz w:val="24"/>
+          <w:szCs w:val="24"/>
+          <w:rtl w:val="0"/>
+        </w:rPr>
+        <w:t xml:space="preserve">Human being, you are going to be bound with ropes, unable to go out among the people.</w:t>
+      </w:r>
+    </w:p>
+    <w:p>
+      <w:pPr>
+        <w:numPr>
+          <w:ilvl w:val="0"/>
+          <w:numId w:val="1"/>
+        </w:numPr>
+        <w:ind w:left="720" w:hanging="360"/>
+        <w:rPr>
+          <w:sz w:val="24"/>
+          <w:szCs w:val="24"/>
+          <w:u w:val="none"/>
+        </w:rPr>
+      </w:pPr>
+      <w:r>
+        <w:rPr>
+          <w:sz w:val="24"/>
+          <w:szCs w:val="24"/>
+          <w:rtl w:val="0"/>
+        </w:rPr>
+        <w:t xml:space="preserve">I will make your tongue stick to the roof of your mouth, so that you will be mute, unable to reprove them; for they are a rebellious house.</w:t>
+      </w:r>
+    </w:p>
+    <w:p>
+      <w:pPr>
+        <w:numPr>
+          <w:ilvl w:val="0"/>
+          <w:numId w:val="1"/>
+        </w:numPr>
+        <w:ind w:left="720" w:hanging="360"/>
+        <w:rPr>
+          <w:sz w:val="24"/>
+          <w:szCs w:val="24"/>
+          <w:u w:val="none"/>
+        </w:rPr>
+      </w:pPr>
+      <w:r>
+        <w:rPr>
+          <w:sz w:val="24"/>
+          <w:szCs w:val="24"/>
+          <w:rtl w:val="0"/>
+        </w:rPr>
+        <w:t xml:space="preserve">But when I speak with you, I will open your mouth; and you will say to them, ‘This is what ADONAI YIHOVEH says.’ Whoever is inclined to listen will listen, and whoever is inclined to refuse will refuse, because they are a rebellious house.</w:t>
       </w:r>
     </w:p>
     <w:sectPr>
